--- a/AI大模型在财务场景的应用/写作规则_v2.docx
+++ b/AI大模型在财务场景的应用/写作规则_v2.docx
@@ -1050,6 +1050,132 @@
           <w:sz w:val="24"/>
         </w:rPr>
         <w:t xml:space="preserve">  – 赵敏｜行政部员工，负责资产库房与台账的实物管理。外貌：中长卷发，灰色针织衫，黑色长裙。</w:t>
+      </w:r>
+    </w:p>
+    <w:p>
+      <w:pPr>
+        <w:spacing w:lineRule="exact" w:line="400" w:before="0" w:after="0"/>
+        <w:ind w:left="480" w:hanging="240"/>
+      </w:pPr>
+      <w:r>
+        <w:rPr>
+          <w:rFonts w:ascii="Times New Roman" w:hAnsi="Times New Roman" w:cs="Times New Roman" w:eastAsia="宋体"/>
+          <w:b w:val="0"/>
+          <w:sz w:val="24"/>
+        </w:rPr>
+        <w:t xml:space="preserve">• 未命名人物（社员、同学、员工等）使用下列固定外貌模板，每个模板在全书只对应一张图，且不得与第八节的命名人物相似（不戴眼镜，不用小何的长黑发与连帽衫，不用小韩的卷发与开衫，不用孙悦的马尾，不用陈静的深棕短发）：</w:t>
+      </w:r>
+    </w:p>
+    <w:p>
+      <w:pPr>
+        <w:spacing w:lineRule="exact" w:line="400" w:before="0" w:after="0"/>
+        <w:ind w:left="480" w:hanging="240"/>
+      </w:pPr>
+      <w:r>
+        <w:rPr>
+          <w:rFonts w:ascii="Times New Roman" w:hAnsi="Times New Roman" w:cs="Times New Roman" w:eastAsia="宋体"/>
+          <w:b w:val="0"/>
+          <w:sz w:val="24"/>
+        </w:rPr>
+        <w:t xml:space="preserve">  – 模板A｜男，寸头，灰色圆领T恤，卡其色长裤，白色帆布鞋。（图1-2）</w:t>
+      </w:r>
+    </w:p>
+    <w:p>
+      <w:pPr>
+        <w:spacing w:lineRule="exact" w:line="400" w:before="0" w:after="0"/>
+        <w:ind w:left="480" w:hanging="240"/>
+      </w:pPr>
+      <w:r>
+        <w:rPr>
+          <w:rFonts w:ascii="Times New Roman" w:hAnsi="Times New Roman" w:cs="Times New Roman" w:eastAsia="宋体"/>
+          <w:b w:val="0"/>
+          <w:sz w:val="24"/>
+        </w:rPr>
+        <w:t xml:space="preserve">  – 模板B｜女，齐肩直发，棕色，橙色针织背心，白色衬衫，浅色长裙。（图2-2）</w:t>
+      </w:r>
+    </w:p>
+    <w:p>
+      <w:pPr>
+        <w:spacing w:lineRule="exact" w:line="400" w:before="0" w:after="0"/>
+        <w:ind w:left="480" w:hanging="240"/>
+      </w:pPr>
+      <w:r>
+        <w:rPr>
+          <w:rFonts w:ascii="Times New Roman" w:hAnsi="Times New Roman" w:cs="Times New Roman" w:eastAsia="宋体"/>
+          <w:b w:val="0"/>
+          <w:sz w:val="24"/>
+        </w:rPr>
+        <w:t xml:space="preserve">  – 模板C｜男，中长发扎小辫，黑色格子衬衫，深蓝色工装裤。（图3-2）</w:t>
+      </w:r>
+    </w:p>
+    <w:p>
+      <w:pPr>
+        <w:spacing w:lineRule="exact" w:line="400" w:before="0" w:after="0"/>
+        <w:ind w:left="480" w:hanging="240"/>
+      </w:pPr>
+      <w:r>
+        <w:rPr>
+          <w:rFonts w:ascii="Times New Roman" w:hAnsi="Times New Roman" w:cs="Times New Roman" w:eastAsia="宋体"/>
+          <w:b w:val="0"/>
+          <w:sz w:val="24"/>
+        </w:rPr>
+        <w:t xml:space="preserve">  – 模板D｜女，丸子头，粉色卫衣，灰色九分裤。（图3-5）</w:t>
+      </w:r>
+    </w:p>
+    <w:p>
+      <w:pPr>
+        <w:spacing w:lineRule="exact" w:line="400" w:before="0" w:after="0"/>
+        <w:ind w:left="480" w:hanging="240"/>
+      </w:pPr>
+      <w:r>
+        <w:rPr>
+          <w:rFonts w:ascii="Times New Roman" w:hAnsi="Times New Roman" w:cs="Times New Roman" w:eastAsia="宋体"/>
+          <w:b w:val="0"/>
+          <w:sz w:val="24"/>
+        </w:rPr>
+        <w:t xml:space="preserve">  – 模板E｜男，平头，红色羽绒马甲，黑色长裤。（图4-3）</w:t>
+      </w:r>
+    </w:p>
+    <w:p>
+      <w:pPr>
+        <w:spacing w:lineRule="exact" w:line="400" w:before="0" w:after="0"/>
+        <w:ind w:left="480" w:hanging="240"/>
+      </w:pPr>
+      <w:r>
+        <w:rPr>
+          <w:rFonts w:ascii="Times New Roman" w:hAnsi="Times New Roman" w:cs="Times New Roman" w:eastAsia="宋体"/>
+          <w:b w:val="0"/>
+          <w:sz w:val="24"/>
+        </w:rPr>
+        <w:t xml:space="preserve">  – 模板F｜女，齐刘海短发，紫色毛衣，牛仔短裙。（图4-4）</w:t>
+      </w:r>
+    </w:p>
+    <w:p>
+      <w:pPr>
+        <w:spacing w:lineRule="exact" w:line="400" w:before="0" w:after="0"/>
+        <w:ind w:left="480" w:hanging="240"/>
+      </w:pPr>
+      <w:r>
+        <w:rPr>
+          <w:rFonts w:ascii="Times New Roman" w:hAnsi="Times New Roman" w:cs="Times New Roman" w:eastAsia="宋体"/>
+          <w:b w:val="0"/>
+          <w:sz w:val="24"/>
+        </w:rPr>
+        <w:t xml:space="preserve">  – 模板G｜男，光头，绿色polo衫，米色短裤。（图5-2）</w:t>
+      </w:r>
+    </w:p>
+    <w:p>
+      <w:pPr>
+        <w:spacing w:lineRule="exact" w:line="400" w:before="0" w:after="0"/>
+        <w:ind w:left="480" w:hanging="240"/>
+      </w:pPr>
+      <w:r>
+        <w:rPr>
+          <w:rFonts w:ascii="Times New Roman" w:hAnsi="Times New Roman" w:cs="Times New Roman" w:eastAsia="宋体"/>
+          <w:b w:val="0"/>
+          <w:sz w:val="24"/>
+        </w:rPr>
+        <w:t xml:space="preserve">  – 模板H｜女，短发配浅色发带，黄色衬衫，黑色西裤。（图6-2）</w:t>
       </w:r>
     </w:p>
     <w:p>

--- a/AI大模型在财务场景的应用/写作规则_v2.docx
+++ b/AI大模型在财务场景的应用/写作规则_v2.docx
@@ -1049,7 +1049,7 @@
           <w:b w:val="0"/>
           <w:sz w:val="24"/>
         </w:rPr>
-        <w:t xml:space="preserve">  – 赵敏｜行政部员工，负责资产库房与台账的实物管理。外貌：中长卷发，灰色针织衫，黑色长裙。</w:t>
+        <w:t xml:space="preserve">  – 赵敏｜行政部员工，负责资产库房与台账的实物管理。外貌：中长直发，灰色针织衫，黑色长裙。</w:t>
       </w:r>
     </w:p>
     <w:p>
@@ -1077,7 +1077,7 @@
           <w:b w:val="0"/>
           <w:sz w:val="24"/>
         </w:rPr>
-        <w:t xml:space="preserve">  – 模板A｜男，寸头，灰色圆领T恤，卡其色长裤，白色帆布鞋。（图1-2）</w:t>
+        <w:t xml:space="preserve">  – 模板A｜男，黑色中短发（自然蓬松），米色短袖衬衫，卡其色长裤，白色运动鞋。（图1-2）</w:t>
       </w:r>
     </w:p>
     <w:p>
@@ -1105,7 +1105,7 @@
           <w:b w:val="0"/>
           <w:sz w:val="24"/>
         </w:rPr>
-        <w:t xml:space="preserve">  – 模板C｜男，中长发扎小辫，黑色格子衬衫，深蓝色工装裤。（图3-2）</w:t>
+        <w:t xml:space="preserve">  – 模板C｜男，侧分短发，深棕色，白色衬衫，深灰色针织马甲，深蓝色长裤。（图3-2）</w:t>
       </w:r>
     </w:p>
     <w:p>
@@ -1161,7 +1161,7 @@
           <w:b w:val="0"/>
           <w:sz w:val="24"/>
         </w:rPr>
-        <w:t xml:space="preserve">  – 模板G｜男，光头，绿色polo衫，米色短裤。（图5-2）</w:t>
+        <w:t xml:space="preserve">  – 模板G｜男，短卷发，深绿色polo衫，卡其色长裤。（图5-2）</w:t>
       </w:r>
     </w:p>
     <w:p>
@@ -1176,6 +1176,20 @@
           <w:sz w:val="24"/>
         </w:rPr>
         <w:t xml:space="preserve">  – 模板H｜女，短发配浅色发带，黄色衬衫，黑色西裤。（图6-2）</w:t>
+      </w:r>
+    </w:p>
+    <w:p>
+      <w:pPr>
+        <w:spacing w:lineRule="exact" w:line="400" w:before="0" w:after="0"/>
+        <w:ind w:left="480" w:hanging="240"/>
+      </w:pPr>
+      <w:r>
+        <w:rPr>
+          <w:rFonts w:ascii="Times New Roman" w:hAnsi="Times New Roman" w:cs="Times New Roman" w:eastAsia="宋体"/>
+          <w:b w:val="0"/>
+          <w:sz w:val="24"/>
+        </w:rPr>
+        <w:t xml:space="preserve">• 人物图风格（全书统一，不分校园线与职业线）：线描扁平，柔和淡色，白底，无文字；同一画面只出现一个主要人物；与小何配图（图8-2 等）为同一风格。</w:t>
       </w:r>
     </w:p>
     <w:p>

--- a/AI大模型在财务场景的应用/写作规则_v2.docx
+++ b/AI大模型在财务场景的应用/写作规则_v2.docx
@@ -2195,7 +2195,7 @@
           <w:b w:val="0"/>
           <w:sz w:val="24"/>
         </w:rPr>
-        <w:t xml:space="preserve">• 教材文件：项目1 v6、项目2 v7、项目3 v6、项目4 v8、项目5 v5、项目6 v4、项目7 v3、项目8 v5、项目9 v3、项目10 v4、项目11 v1、项目12 v1、项目13 v1。写作规则 v2。</w:t>
+        <w:t>• 教材文件：项目1 v6、项目2 v7、项目3 v6、项目4 v8、项目5 v5、项目6 v4、项目7 v3、项目8 v5、项目9 v3、项目10 v4、项目11 v1、项目12 v1、项目13 v1。写作规则 v2。</w:t>
       </w:r>
     </w:p>
     <w:p>
@@ -2251,7 +2251,7 @@
           <w:b w:val="0"/>
           <w:sz w:val="24"/>
         </w:rPr>
-        <w:t xml:space="preserve">• 第十节数值逐项核对各项目正文（注意：项目8 的9月收入与项目9 的学期收入同为2040元，须核实口径）。</w:t>
+        <w:t>• 第十节数值已与各项目逐项核对一致（项目8 的9月收入2040元即为学期收入，均于9月到账；会费缺口统一为3名社员、每人20元）。</w:t>
       </w:r>
     </w:p>
     <w:p>

--- a/AI大模型在财务场景的应用/写作规则_v2.docx
+++ b/AI大模型在财务场景的应用/写作规则_v2.docx
@@ -2237,7 +2237,7 @@
           <w:b w:val="0"/>
           <w:sz w:val="24"/>
         </w:rPr>
-        <w:t xml:space="preserve">• 图7-2 人物改为小韩形象（按第八节），图8-2、图9-2 等核对人物外貌。</w:t>
+        <w:t xml:space="preserve">• 图7-2 已改为小韩形象；图9-2、10-2、11-2、12-2、13-2、8-2 已核对为小何。</w:t>
       </w:r>
     </w:p>
     <w:p>
@@ -2265,7 +2265,7 @@
           <w:b w:val="0"/>
           <w:sz w:val="24"/>
         </w:rPr>
-        <w:t xml:space="preserve">• 项目1–7 版式渲染核对；项目8 扩写稿 exp8d 未运行。</w:t>
+        <w:t xml:space="preserve">• 版式渲染需在Word中抽查（本环境无法渲染）；项目8 扩写按用户要求取消。项目1–13 综合练习已改为提供示例数据。</w:t>
       </w:r>
     </w:p>
     <w:sectPr>

--- a/AI大模型在财务场景的应用/写作规则_v2.docx
+++ b/AI大模型在财务场景的应用/写作规则_v2.docx
@@ -1049,7 +1049,7 @@
           <w:b w:val="0"/>
           <w:sz w:val="24"/>
         </w:rPr>
-        <w:t xml:space="preserve">  – 赵敏｜行政部员工，负责资产库房与台账的实物管理。外貌：中长直发，灰色针织衫，黑色长裙。</w:t>
+        <w:t xml:space="preserve">  – 周明｜青禾文具总经理（男），负责审批与决策，全书未配图，无外貌设定。  – 赵敏｜行政部员工，负责资产库房与台账的实物管理。外貌：中长直发，灰色针织衫，黑色长裙。</w:t>
       </w:r>
     </w:p>
     <w:p>
